--- a/flow/20230927_hours/drafts/2024-05-g/16.05.docx
+++ b/flow/20230927_hours/drafts/2024-05-g/16.05.docx
@@ -1529,55 +1529,7 @@
           <w:sz w:val="24"/>
           <w:highlight w:val="white"/>
         </w:rPr>
-        <w:t>Пустинним жи</w:t>
-      </w:r>
-      <w:r>
-        <w:rPr>
-          <w:rFonts w:ascii="Times New Roman" w:hAnsi="Times New Roman"/>
-          <w:sz w:val="24"/>
-          <w:highlight w:val="white"/>
-        </w:rPr>
-        <w:t xml:space="preserve">телем і в тілі ангелом,* і чудотворцем показав ти себе, </w:t>
-      </w:r>
-      <w:r>
-        <w:rPr>
-          <w:rFonts w:ascii="Times New Roman" w:hAnsi="Times New Roman"/>
-          <w:sz w:val="24"/>
-          <w:highlight w:val="white"/>
-        </w:rPr>
-        <w:t>богоносний</w:t>
-      </w:r>
-      <w:r>
-        <w:rPr>
-          <w:rFonts w:ascii="Times New Roman" w:hAnsi="Times New Roman"/>
-          <w:sz w:val="24"/>
-          <w:highlight w:val="white"/>
-        </w:rPr>
-        <w:t xml:space="preserve"> отче наш Теодоре.* Постом, </w:t>
-      </w:r>
-      <w:r>
-        <w:rPr>
-          <w:rFonts w:ascii="Times New Roman" w:hAnsi="Times New Roman"/>
-          <w:sz w:val="24"/>
-          <w:highlight w:val="white"/>
-        </w:rPr>
-        <w:t>чуванням</w:t>
-      </w:r>
-      <w:r>
-        <w:rPr>
-          <w:rFonts w:ascii="Times New Roman" w:hAnsi="Times New Roman"/>
-          <w:sz w:val="24"/>
-          <w:highlight w:val="white"/>
-        </w:rPr>
-        <w:t xml:space="preserve">, молитвою небесні дарування прийнявши,* зціляєш недужих і душі, що з вірою прибігають до тебе.* Слава тому, що дав тобі кріпость,* слава тому, що вінчав </w:t>
-      </w:r>
-      <w:r>
-        <w:rPr>
-          <w:rFonts w:ascii="Times New Roman" w:hAnsi="Times New Roman"/>
-          <w:sz w:val="24"/>
-          <w:highlight w:val="white"/>
-        </w:rPr>
-        <w:t>тебе,* слава тому, що діє тобою всім зцілення.</w:t>
+        <w:t>Пустинним жителем і в тілі ангелом,* і чудотворцем показав ти себе, богоносний отче наш Теодоре.* Постом, чуванням, молитвою небесні дарування прийнявши,* зціляєш недужих і душі, що з вірою прибігають до тебе.* Слава тому, що дав тобі кріпость,* слава тому, що вінчав тебе,* слава тому, що діє тобою всім зцілення.</w:t>
       </w:r>
     </w:p>
     <w:p>
@@ -2035,21 +1987,7 @@
           <w:rFonts w:ascii="Times New Roman" w:hAnsi="Times New Roman"/>
           <w:sz w:val="24"/>
         </w:rPr>
-        <w:t xml:space="preserve"> В домі Божому, як фінік, процвів єси,* плоди ж чеснот Господеві приніс,* постом особливим, отче преподобний.* Тому й ублажаємо тебе, як </w:t>
-      </w:r>
-      <w:r>
-        <w:rPr>
-          <w:rFonts w:ascii="Times New Roman" w:hAnsi="Times New Roman"/>
-          <w:sz w:val="24"/>
-        </w:rPr>
-        <w:t>співстоятеля</w:t>
-      </w:r>
-      <w:r>
-        <w:rPr>
-          <w:rFonts w:ascii="Times New Roman" w:hAnsi="Times New Roman"/>
-          <w:sz w:val="24"/>
-        </w:rPr>
-        <w:t xml:space="preserve"> безплотних.</w:t>
+        <w:t xml:space="preserve"> В домі Божому, як фінік, процвів єси,* плоди ж чеснот Господеві приніс,* постом особливим, отче преподобний.* Тому й ублажаємо тебе, як співстоятеля безплотних.</w:t>
       </w:r>
     </w:p>
     <w:p>
@@ -7237,55 +7175,7 @@
           <w:sz w:val="24"/>
           <w:highlight w:val="white"/>
         </w:rPr>
-        <w:t>Пустинним жи</w:t>
-      </w:r>
-      <w:r>
-        <w:rPr>
-          <w:rFonts w:ascii="Times New Roman" w:hAnsi="Times New Roman"/>
-          <w:sz w:val="24"/>
-          <w:highlight w:val="white"/>
-        </w:rPr>
-        <w:t xml:space="preserve">телем і в тілі ангелом,* і чудотворцем показав ти себе, </w:t>
-      </w:r>
-      <w:r>
-        <w:rPr>
-          <w:rFonts w:ascii="Times New Roman" w:hAnsi="Times New Roman"/>
-          <w:sz w:val="24"/>
-          <w:highlight w:val="white"/>
-        </w:rPr>
-        <w:t>богоносний</w:t>
-      </w:r>
-      <w:r>
-        <w:rPr>
-          <w:rFonts w:ascii="Times New Roman" w:hAnsi="Times New Roman"/>
-          <w:sz w:val="24"/>
-          <w:highlight w:val="white"/>
-        </w:rPr>
-        <w:t xml:space="preserve"> отче наш Теодоре.* Постом, </w:t>
-      </w:r>
-      <w:r>
-        <w:rPr>
-          <w:rFonts w:ascii="Times New Roman" w:hAnsi="Times New Roman"/>
-          <w:sz w:val="24"/>
-          <w:highlight w:val="white"/>
-        </w:rPr>
-        <w:t>чуванням</w:t>
-      </w:r>
-      <w:r>
-        <w:rPr>
-          <w:rFonts w:ascii="Times New Roman" w:hAnsi="Times New Roman"/>
-          <w:sz w:val="24"/>
-          <w:highlight w:val="white"/>
-        </w:rPr>
-        <w:t xml:space="preserve">, молитвою небесні дарування прийнявши,* зціляєш недужих і душі, що з вірою прибігають до тебе.* Слава тому, що дав тобі кріпость,* слава тому, що вінчав </w:t>
-      </w:r>
-      <w:r>
-        <w:rPr>
-          <w:rFonts w:ascii="Times New Roman" w:hAnsi="Times New Roman"/>
-          <w:sz w:val="24"/>
-          <w:highlight w:val="white"/>
-        </w:rPr>
-        <w:t>тебе,* слава тому, що діє тобою всім зцілення.</w:t>
+        <w:t>Пустинним жителем і в тілі ангелом,* і чудотворцем показав ти себе, богоносний отче наш Теодоре.* Постом, чуванням, молитвою небесні дарування прийнявши,* зціляєш недужих і душі, що з вірою прибігають до тебе.* Слава тому, що дав тобі кріпость,* слава тому, що вінчав тебе,* слава тому, що діє тобою всім зцілення.</w:t>
       </w:r>
     </w:p>
     <w:p>
@@ -7787,21 +7677,7 @@
           <w:rFonts w:ascii="Times New Roman" w:hAnsi="Times New Roman"/>
           <w:sz w:val="24"/>
         </w:rPr>
-        <w:t xml:space="preserve"> В домі Божому, як фінік, процвів єси,* плоди ж чеснот Господеві приніс,* постом особливим, отче преподобний.* Тому й ублажаємо тебе, як </w:t>
-      </w:r>
-      <w:r>
-        <w:rPr>
-          <w:rFonts w:ascii="Times New Roman" w:hAnsi="Times New Roman"/>
-          <w:sz w:val="24"/>
-        </w:rPr>
-        <w:t>співстоятеля</w:t>
-      </w:r>
-      <w:r>
-        <w:rPr>
-          <w:rFonts w:ascii="Times New Roman" w:hAnsi="Times New Roman"/>
-          <w:sz w:val="24"/>
-        </w:rPr>
-        <w:t xml:space="preserve"> безплотних.</w:t>
+        <w:t xml:space="preserve"> В домі Божому, як фінік, процвів єси,* плоди ж чеснот Господеві приніс,* постом особливим, отче преподобний.* Тому й ублажаємо тебе, як співстоятеля безплотних.</w:t>
       </w:r>
     </w:p>
     <w:p>

--- a/flow/20230927_hours/drafts/2024-05-g/16.05.docx
+++ b/flow/20230927_hours/drafts/2024-05-g/16.05.docx
@@ -1508,28 +1508,50 @@
         <w:rPr>
           <w:rFonts w:ascii="Times New Roman" w:hAnsi="Times New Roman"/>
           <w:i/>
-          <w:color w:val="FF0000"/>
-          <w:sz w:val="24"/>
-          <w:highlight w:val="white"/>
-        </w:rPr>
-        <w:t>Тропар (г. 1):</w:t>
-      </w:r>
-      <w:r>
-        <w:rPr>
-          <w:rFonts w:ascii="Times New Roman" w:hAnsi="Times New Roman"/>
-          <w:color w:val="FF0000"/>
-          <w:sz w:val="24"/>
-          <w:highlight w:val="white"/>
-        </w:rPr>
-        <w:t xml:space="preserve"> </w:t>
-      </w:r>
-      <w:r>
-        <w:rPr>
-          <w:rFonts w:ascii="Times New Roman" w:hAnsi="Times New Roman"/>
-          <w:sz w:val="24"/>
-          <w:highlight w:val="white"/>
-        </w:rPr>
-        <w:t>Пустинним жителем і в тілі ангелом,* і чудотворцем показав ти себе, богоносний отче наш Теодоре.* Постом, чуванням, молитвою небесні дарування прийнявши,* зціляєш недужих і душі, що з вірою прибігають до тебе.* Слава тому, що дав тобі кріпость,* слава тому, що вінчав тебе,* слава тому, що діє тобою всім зцілення.</w:t>
+          <w:color w:val="FF4400"/>
+          <w:sz w:val="24"/>
+        </w:rPr>
+        <w:t>Тропар (г. 4):</w:t>
+      </w:r>
+      <w:r>
+        <w:rPr>
+          <w:rFonts w:ascii="Times New Roman" w:hAnsi="Times New Roman"/>
+          <w:color w:val="333333"/>
+          <w:sz w:val="24"/>
+        </w:rPr>
+        <w:t xml:space="preserve"> Вознісся Ти у славі, Христе Боже наш,* радість сотворивши ученикам </w:t>
+      </w:r>
+      <w:r>
+        <w:rPr>
+          <w:rFonts w:ascii="Times New Roman" w:hAnsi="Times New Roman"/>
+          <w:color w:val="333333"/>
+          <w:sz w:val="24"/>
+        </w:rPr>
+        <w:t>обітуванням</w:t>
+      </w:r>
+      <w:r>
+        <w:rPr>
+          <w:rFonts w:ascii="Times New Roman" w:hAnsi="Times New Roman"/>
+          <w:color w:val="333333"/>
+          <w:sz w:val="24"/>
+        </w:rPr>
+        <w:t xml:space="preserve"> Святого Духа,* утвердивши їх благословенням,* бо Ти єси Син Божий, </w:t>
+      </w:r>
+      <w:r>
+        <w:rPr>
+          <w:rFonts w:ascii="Times New Roman" w:hAnsi="Times New Roman"/>
+          <w:color w:val="333333"/>
+          <w:sz w:val="24"/>
+        </w:rPr>
+        <w:t>ізбавитель</w:t>
+      </w:r>
+      <w:r>
+        <w:rPr>
+          <w:rFonts w:ascii="Times New Roman" w:hAnsi="Times New Roman"/>
+          <w:color w:val="333333"/>
+          <w:sz w:val="24"/>
+        </w:rPr>
+        <w:t xml:space="preserve"> світу.</w:t>
       </w:r>
     </w:p>
     <w:p>
@@ -1977,17 +1999,18 @@
         <w:rPr>
           <w:rFonts w:ascii="Times New Roman" w:hAnsi="Times New Roman"/>
           <w:i/>
-          <w:color w:val="FF0000"/>
-          <w:sz w:val="24"/>
-        </w:rPr>
-        <w:t>Кондак (г. 2):</w:t>
-      </w:r>
-      <w:r>
-        <w:rPr>
-          <w:rFonts w:ascii="Times New Roman" w:hAnsi="Times New Roman"/>
-          <w:sz w:val="24"/>
-        </w:rPr>
-        <w:t xml:space="preserve"> В домі Божому, як фінік, процвів єси,* плоди ж чеснот Господеві приніс,* постом особливим, отче преподобний.* Тому й ублажаємо тебе, як співстоятеля безплотних.</w:t>
+          <w:color w:val="FF4400"/>
+          <w:sz w:val="24"/>
+        </w:rPr>
+        <w:t>Кондак (г. 6):</w:t>
+      </w:r>
+      <w:r>
+        <w:rPr>
+          <w:rFonts w:ascii="Times New Roman" w:hAnsi="Times New Roman"/>
+          <w:color w:val="333333"/>
+          <w:sz w:val="24"/>
+        </w:rPr>
+        <w:t xml:space="preserve"> Сповнивши промисел щодо нас* і те, що на землі, з’єднавши з небесним,* вознісся Ти у славі, Христе Боже наш,* ніяк не відлучаючись, але невідступно перебуваючи,* Ти кличеш до тих, що люблять Тебе:* Я з вами і ніхто проти вас.</w:t>
       </w:r>
     </w:p>
     <w:p>
@@ -7154,28 +7177,50 @@
         <w:rPr>
           <w:rFonts w:ascii="Times New Roman" w:hAnsi="Times New Roman"/>
           <w:i/>
-          <w:color w:val="FF0000"/>
-          <w:sz w:val="24"/>
-          <w:highlight w:val="white"/>
-        </w:rPr>
-        <w:t>Тропар (г. 1):</w:t>
-      </w:r>
-      <w:r>
-        <w:rPr>
-          <w:rFonts w:ascii="Times New Roman" w:hAnsi="Times New Roman"/>
-          <w:color w:val="FF0000"/>
-          <w:sz w:val="24"/>
-          <w:highlight w:val="white"/>
-        </w:rPr>
-        <w:t xml:space="preserve"> </w:t>
-      </w:r>
-      <w:r>
-        <w:rPr>
-          <w:rFonts w:ascii="Times New Roman" w:hAnsi="Times New Roman"/>
-          <w:sz w:val="24"/>
-          <w:highlight w:val="white"/>
-        </w:rPr>
-        <w:t>Пустинним жителем і в тілі ангелом,* і чудотворцем показав ти себе, богоносний отче наш Теодоре.* Постом, чуванням, молитвою небесні дарування прийнявши,* зціляєш недужих і душі, що з вірою прибігають до тебе.* Слава тому, що дав тобі кріпость,* слава тому, що вінчав тебе,* слава тому, що діє тобою всім зцілення.</w:t>
+          <w:color w:val="FF4400"/>
+          <w:sz w:val="24"/>
+        </w:rPr>
+        <w:t>Тропар (г. 4):</w:t>
+      </w:r>
+      <w:r>
+        <w:rPr>
+          <w:rFonts w:ascii="Times New Roman" w:hAnsi="Times New Roman"/>
+          <w:color w:val="333333"/>
+          <w:sz w:val="24"/>
+        </w:rPr>
+        <w:t xml:space="preserve"> Вознісся Ти у славі, Христе Боже наш,* радість сотворивши ученикам </w:t>
+      </w:r>
+      <w:r>
+        <w:rPr>
+          <w:rFonts w:ascii="Times New Roman" w:hAnsi="Times New Roman"/>
+          <w:color w:val="333333"/>
+          <w:sz w:val="24"/>
+        </w:rPr>
+        <w:t>обітуванням</w:t>
+      </w:r>
+      <w:r>
+        <w:rPr>
+          <w:rFonts w:ascii="Times New Roman" w:hAnsi="Times New Roman"/>
+          <w:color w:val="333333"/>
+          <w:sz w:val="24"/>
+        </w:rPr>
+        <w:t xml:space="preserve"> Святого Духа,* утвердивши їх благословенням,* бо Ти єси Син Божий, </w:t>
+      </w:r>
+      <w:r>
+        <w:rPr>
+          <w:rFonts w:ascii="Times New Roman" w:hAnsi="Times New Roman"/>
+          <w:color w:val="333333"/>
+          <w:sz w:val="24"/>
+        </w:rPr>
+        <w:t>ізбавитель</w:t>
+      </w:r>
+      <w:r>
+        <w:rPr>
+          <w:rFonts w:ascii="Times New Roman" w:hAnsi="Times New Roman"/>
+          <w:color w:val="333333"/>
+          <w:sz w:val="24"/>
+        </w:rPr>
+        <w:t xml:space="preserve"> світу.</w:t>
       </w:r>
     </w:p>
     <w:p>
@@ -7667,17 +7712,18 @@
         <w:rPr>
           <w:rFonts w:ascii="Times New Roman" w:hAnsi="Times New Roman"/>
           <w:i/>
-          <w:color w:val="FF0000"/>
-          <w:sz w:val="24"/>
-        </w:rPr>
-        <w:t>Кондак (г. 2):</w:t>
-      </w:r>
-      <w:r>
-        <w:rPr>
-          <w:rFonts w:ascii="Times New Roman" w:hAnsi="Times New Roman"/>
-          <w:sz w:val="24"/>
-        </w:rPr>
-        <w:t xml:space="preserve"> В домі Божому, як фінік, процвів єси,* плоди ж чеснот Господеві приніс,* постом особливим, отче преподобний.* Тому й ублажаємо тебе, як співстоятеля безплотних.</w:t>
+          <w:color w:val="FF4400"/>
+          <w:sz w:val="24"/>
+        </w:rPr>
+        <w:t>Кондак (г. 6):</w:t>
+      </w:r>
+      <w:r>
+        <w:rPr>
+          <w:rFonts w:ascii="Times New Roman" w:hAnsi="Times New Roman"/>
+          <w:color w:val="333333"/>
+          <w:sz w:val="24"/>
+        </w:rPr>
+        <w:t xml:space="preserve"> Сповнивши промисел щодо нас* і те, що на землі, з’єднавши з небесним,* вознісся Ти у славі, Христе Боже наш,* ніяк не відлучаючись, але невідступно перебуваючи,* Ти кличеш до тих, що люблять Тебе:* Я з вами і ніхто проти вас.</w:t>
       </w:r>
     </w:p>
     <w:p>
